--- a/en/wisdom-stories/where-does-this-road-go.docx
+++ b/en/wisdom-stories/where-does-this-road-go.docx
@@ -23,7 +23,7 @@
         <w:spacing w:after="80"/>
       </w:pPr>
       <w:r>
-        <w:t>“Where does this road go?”</w:t>
+        <w:t>“Uncle, where does this road go?”</w:t>
       </w:r>
     </w:p>
     <w:p>
@@ -48,7 +48,7 @@
         <w:spacing w:after="80"/>
       </w:pPr>
       <w:r>
-        <w:t>“I’ve lived here fifty years, and it hasn’t moved. It’s the people who come and go.”</w:t>
+        <w:t>“By God, I have been here for fifty years, and it hasn’t moved. It’s the people who come and go.”</w:t>
       </w:r>
     </w:p>
     <w:p>
@@ -61,11 +61,9 @@
         <w:rPr>
           <w:b/>
         </w:rPr>
-        <w:t>Moral:</w:t>
+        <w:t>Moral: The road stays where it is, and you are the traveler. Do not ask where the road will take you without knowing where you are going.</w:t>
       </w:r>
-      <w:r>
-        <w:t xml:space="preserve"> The road stays where it is. The important thing is knowing where you want to go.</w:t>
-      </w:r>
+      <w:r/>
     </w:p>
     <w:p>
       <w:pPr>
@@ -76,7 +74,7 @@
           <w:i/>
           <w:sz w:val="18"/>
         </w:rPr>
-        <w:t>Source: Publicly available internet sources.</w:t>
+        <w:t>Stories are taken from open Internet sources; illustrations were created with AI.</w:t>
       </w:r>
     </w:p>
     <w:sectPr>
